--- a/b1.docx
+++ b/b1.docx
@@ -54,10 +54,10 @@
     <w:p>
       <w:r>
         <w:drawing>
-          <wp:inline distT="0" distB="0" distL="0" distR="0" wp14:anchorId="38C4EB17" wp14:editId="757B93BD">
-            <wp:extent cx="4286848" cy="3458058"/>
-            <wp:effectExtent l="0" t="0" r="0" b="9525"/>
-            <wp:docPr id="1194983262" name="Picture 1"/>
+          <wp:inline distT="0" distB="0" distL="0" distR="0" wp14:anchorId="06735DE5" wp14:editId="12E5C368">
+            <wp:extent cx="4763165" cy="1352739"/>
+            <wp:effectExtent l="0" t="0" r="0" b="0"/>
+            <wp:docPr id="1967383397" name="Picture 1"/>
             <wp:cNvGraphicFramePr>
               <a:graphicFrameLocks xmlns:a="http://schemas.openxmlformats.org/drawingml/2006/main" noChangeAspect="1"/>
             </wp:cNvGraphicFramePr>
@@ -65,7 +65,7 @@
               <a:graphicData uri="http://schemas.openxmlformats.org/drawingml/2006/picture">
                 <pic:pic xmlns:pic="http://schemas.openxmlformats.org/drawingml/2006/picture">
                   <pic:nvPicPr>
-                    <pic:cNvPr id="1194983262" name=""/>
+                    <pic:cNvPr id="1967383397" name=""/>
                     <pic:cNvPicPr/>
                   </pic:nvPicPr>
                   <pic:blipFill>
@@ -77,7 +77,7 @@
                   <pic:spPr>
                     <a:xfrm>
                       <a:off x="0" y="0"/>
-                      <a:ext cx="4286848" cy="3458058"/>
+                      <a:ext cx="4763165" cy="1352739"/>
                     </a:xfrm>
                     <a:prstGeom prst="rect">
                       <a:avLst/>
